--- a/docs/GSV_pipeline_tables_ko.docx
+++ b/docs/GSV_pipeline_tables_ko.docx
@@ -2854,7 +2854,7 @@
           <w:b/>
           <w:sz w:val="22"/>
         </w:rPr>
-        <w:t>표 5. 전체 파이프라인(end-to-end), 구성 A·B: GSV 사진 → 간판 검출 → 단어 검출 → SVTRv2-B → Gemma 4 31B fix → Gemma 4 31B 태깅 (사진 298장; line exact % / 태깅 정확도 %)</w:t>
+        <w:t>표 5. 전체 파이프라인(end-to-end), 구성 A·B: GSV 사진 → 간판 검출 → 단어 검출 → SVTRv2-B → Gemma 4 31B fix → Gemma 4 31B 태깅 (사진 298장; OCR 행은 line exact % / CER, 태깅 행은 정확도 %, 허위 POI 는 건수)</w:t>
       </w:r>
     </w:p>
     <w:tbl>
@@ -2865,17 +2865,17 @@
         <w:tblLayout w:type="fixed"/>
       </w:tblPr>
       <w:tblGrid>
-        <w:gridCol w:w="1584"/>
-        <w:gridCol w:w="3168"/>
-        <w:gridCol w:w="1296"/>
-        <w:gridCol w:w="1296"/>
-        <w:gridCol w:w="1296"/>
-        <w:gridCol w:w="1296"/>
+        <w:gridCol w:w="1440"/>
+        <w:gridCol w:w="2880"/>
+        <w:gridCol w:w="1512"/>
+        <w:gridCol w:w="1512"/>
+        <w:gridCol w:w="1512"/>
+        <w:gridCol w:w="1656"/>
       </w:tblGrid>
       <w:tr>
         <w:tc>
           <w:tcPr>
-            <w:tcW w:w="1584" w:type="dxa"/>
+            <w:tcW w:w="1440" w:type="dxa"/>
           </w:tcPr>
           <w:p>
             <w:r>
@@ -2889,7 +2889,7 @@
         </w:tc>
         <w:tc>
           <w:tcPr>
-            <w:tcW w:w="3168" w:type="dxa"/>
+            <w:tcW w:w="2880" w:type="dxa"/>
           </w:tcPr>
           <w:p>
             <w:r>
@@ -2903,7 +2903,7 @@
         </w:tc>
         <w:tc>
           <w:tcPr>
-            <w:tcW w:w="1296" w:type="dxa"/>
+            <w:tcW w:w="1512" w:type="dxa"/>
           </w:tcPr>
           <w:p>
             <w:pPr>
@@ -2920,7 +2920,7 @@
         </w:tc>
         <w:tc>
           <w:tcPr>
-            <w:tcW w:w="1296" w:type="dxa"/>
+            <w:tcW w:w="1512" w:type="dxa"/>
           </w:tcPr>
           <w:p>
             <w:pPr>
@@ -2937,7 +2937,7 @@
         </w:tc>
         <w:tc>
           <w:tcPr>
-            <w:tcW w:w="1296" w:type="dxa"/>
+            <w:tcW w:w="1512" w:type="dxa"/>
           </w:tcPr>
           <w:p>
             <w:pPr>
@@ -2954,7 +2954,7 @@
         </w:tc>
         <w:tc>
           <w:tcPr>
-            <w:tcW w:w="1296" w:type="dxa"/>
+            <w:tcW w:w="1656" w:type="dxa"/>
           </w:tcPr>
           <w:p>
             <w:pPr>
@@ -2973,7 +2973,7 @@
       <w:tr>
         <w:tc>
           <w:tcPr>
-            <w:tcW w:w="1584" w:type="dxa"/>
+            <w:tcW w:w="1440" w:type="dxa"/>
           </w:tcPr>
           <w:p>
             <w:r>
@@ -2986,7 +2986,7 @@
         </w:tc>
         <w:tc>
           <w:tcPr>
-            <w:tcW w:w="3168" w:type="dxa"/>
+            <w:tcW w:w="2880" w:type="dxa"/>
           </w:tcPr>
           <w:p>
             <w:r>
@@ -2999,7 +2999,7 @@
         </w:tc>
         <w:tc>
           <w:tcPr>
-            <w:tcW w:w="1296" w:type="dxa"/>
+            <w:tcW w:w="1512" w:type="dxa"/>
           </w:tcPr>
           <w:p>
             <w:pPr>
@@ -3015,7 +3015,7 @@
         </w:tc>
         <w:tc>
           <w:tcPr>
-            <w:tcW w:w="1296" w:type="dxa"/>
+            <w:tcW w:w="1512" w:type="dxa"/>
           </w:tcPr>
           <w:p>
             <w:pPr>
@@ -3031,7 +3031,7 @@
         </w:tc>
         <w:tc>
           <w:tcPr>
-            <w:tcW w:w="1296" w:type="dxa"/>
+            <w:tcW w:w="1512" w:type="dxa"/>
           </w:tcPr>
           <w:p>
             <w:pPr>
@@ -3047,7 +3047,7 @@
         </w:tc>
         <w:tc>
           <w:tcPr>
-            <w:tcW w:w="1296" w:type="dxa"/>
+            <w:tcW w:w="1656" w:type="dxa"/>
           </w:tcPr>
           <w:p>
             <w:pPr>
@@ -3065,7 +3065,7 @@
       <w:tr>
         <w:tc>
           <w:tcPr>
-            <w:tcW w:w="1584" w:type="dxa"/>
+            <w:tcW w:w="1440" w:type="dxa"/>
             <w:vMerge w:val="restart"/>
           </w:tcPr>
           <w:p>
@@ -3079,14 +3079,14 @@
         </w:tc>
         <w:tc>
           <w:tcPr>
-            <w:tcW w:w="3168" w:type="dxa"/>
-          </w:tcPr>
-          <w:p>
-            <w:r>
-              <w:rPr>
-                <w:sz w:val="17"/>
-              </w:rPr>
-              <w:t>OCR + VLM line exact</w:t>
+            <w:tcW w:w="2880" w:type="dxa"/>
+          </w:tcPr>
+          <w:p>
+            <w:r>
+              <w:rPr>
+                <w:sz w:val="17"/>
+              </w:rPr>
+              <w:t>OCR + VLM line exact/CER — 올바르게 검출된 간판 (TP)</w:t>
             </w:r>
             <w:r>
               <w:rPr>
@@ -3094,93 +3094,87 @@
                 <w:sz w:val="17"/>
                 <w:rtl w:val="off"/>
               </w:rPr>
-              <w:t>/CER</w:t>
-            </w:r>
-            <w:r>
-              <w:rPr>
-                <w:sz w:val="17"/>
-              </w:rPr>
-              <w:t xml:space="preserve"> — 올바르게 검출된 간판 (TP)</w:t>
-            </w:r>
-          </w:p>
-        </w:tc>
-        <w:tc>
-          <w:tcPr>
-            <w:tcW w:w="1296" w:type="dxa"/>
-          </w:tcPr>
-          <w:p>
-            <w:pPr>
-              <w:jc w:val="right"/>
-            </w:pPr>
-            <w:r>
-              <w:rPr>
-                <w:sz w:val="17"/>
-              </w:rPr>
-              <w:t>77.1</w:t>
+            </w:r>
+            <w:r>
+              <w:rPr>
+                <w:sz w:val="17"/>
+              </w:rPr>
+            </w:r>
+          </w:p>
+        </w:tc>
+        <w:tc>
+          <w:tcPr>
+            <w:tcW w:w="1512" w:type="dxa"/>
+          </w:tcPr>
+          <w:p>
+            <w:pPr>
+              <w:jc w:val="right"/>
+            </w:pPr>
+            <w:r>
+              <w:rPr>
+                <w:sz w:val="17"/>
+              </w:rPr>
+              <w:t>77.1 / 0.257</w:t>
             </w:r>
             <w:r>
               <w:rPr/>
-              <w:t>/ .257</w:t>
-            </w:r>
-          </w:p>
-        </w:tc>
-        <w:tc>
-          <w:tcPr>
-            <w:tcW w:w="1296" w:type="dxa"/>
-          </w:tcPr>
-          <w:p>
-            <w:pPr>
-              <w:jc w:val="right"/>
-            </w:pPr>
-            <w:r>
-              <w:rPr>
-                <w:sz w:val="17"/>
-              </w:rPr>
-              <w:t>76.5</w:t>
+            </w:r>
+          </w:p>
+        </w:tc>
+        <w:tc>
+          <w:tcPr>
+            <w:tcW w:w="1512" w:type="dxa"/>
+          </w:tcPr>
+          <w:p>
+            <w:pPr>
+              <w:jc w:val="right"/>
+            </w:pPr>
+            <w:r>
+              <w:rPr>
+                <w:sz w:val="17"/>
+              </w:rPr>
+              <w:t>76.5 / 0.178</w:t>
             </w:r>
             <w:r>
               <w:rPr/>
-              <w:t>/ .178</w:t>
-            </w:r>
-          </w:p>
-        </w:tc>
-        <w:tc>
-          <w:tcPr>
-            <w:tcW w:w="1296" w:type="dxa"/>
-          </w:tcPr>
-          <w:p>
-            <w:pPr>
-              <w:jc w:val="right"/>
-            </w:pPr>
-            <w:r>
-              <w:rPr>
-                <w:sz w:val="17"/>
-              </w:rPr>
-              <w:t>78.1</w:t>
+            </w:r>
+          </w:p>
+        </w:tc>
+        <w:tc>
+          <w:tcPr>
+            <w:tcW w:w="1512" w:type="dxa"/>
+          </w:tcPr>
+          <w:p>
+            <w:pPr>
+              <w:jc w:val="right"/>
+            </w:pPr>
+            <w:r>
+              <w:rPr>
+                <w:sz w:val="17"/>
+              </w:rPr>
+              <w:t>78.1 / 0.292</w:t>
             </w:r>
             <w:r>
               <w:rPr/>
-              <w:t>/ .292</w:t>
-            </w:r>
-          </w:p>
-        </w:tc>
-        <w:tc>
-          <w:tcPr>
-            <w:tcW w:w="1296" w:type="dxa"/>
-          </w:tcPr>
-          <w:p>
-            <w:pPr>
-              <w:jc w:val="right"/>
-            </w:pPr>
-            <w:r>
-              <w:rPr>
-                <w:sz w:val="17"/>
-              </w:rPr>
-              <w:t>77.2%</w:t>
+            </w:r>
+          </w:p>
+        </w:tc>
+        <w:tc>
+          <w:tcPr>
+            <w:tcW w:w="1656" w:type="dxa"/>
+          </w:tcPr>
+          <w:p>
+            <w:pPr>
+              <w:jc w:val="right"/>
+            </w:pPr>
+            <w:r>
+              <w:rPr>
+                <w:sz w:val="17"/>
+              </w:rPr>
+              <w:t>77.2% / 0.223</w:t>
             </w:r>
             <w:r>
               <w:rPr/>
-              <w:t>/ .223</w:t>
             </w:r>
           </w:p>
         </w:tc>
@@ -3195,14 +3189,14 @@
         </w:tc>
         <w:tc>
           <w:tcPr>
-            <w:tcW w:w="3168" w:type="dxa"/>
-          </w:tcPr>
-          <w:p>
-            <w:r>
-              <w:rPr>
-                <w:sz w:val="17"/>
-              </w:rPr>
-              <w:t>OCR + VLM line exact</w:t>
+            <w:tcW w:w="2880" w:type="dxa"/>
+          </w:tcPr>
+          <w:p>
+            <w:r>
+              <w:rPr>
+                <w:sz w:val="17"/>
+              </w:rPr>
+              <w:t>OCR + VLM line exact/CER — GT(간판 검출 완벽 가정)</w:t>
             </w:r>
             <w:r>
               <w:rPr>
@@ -3210,13 +3204,11 @@
                 <w:sz w:val="17"/>
                 <w:rtl w:val="off"/>
               </w:rPr>
-              <w:t>/CER</w:t>
-            </w:r>
-            <w:r>
-              <w:rPr>
-                <w:sz w:val="17"/>
-              </w:rPr>
-              <w:t xml:space="preserve"> — GT</w:t>
+            </w:r>
+            <w:r>
+              <w:rPr>
+                <w:sz w:val="17"/>
+              </w:rPr>
             </w:r>
             <w:r>
               <w:rPr>
@@ -3224,13 +3216,11 @@
                 <w:sz w:val="17"/>
                 <w:rtl w:val="off"/>
               </w:rPr>
-              <w:t>(</w:t>
-            </w:r>
-            <w:r>
-              <w:rPr>
-                <w:sz w:val="17"/>
-              </w:rPr>
-              <w:t>간판 검출 완벽 가정</w:t>
+            </w:r>
+            <w:r>
+              <w:rPr>
+                <w:sz w:val="17"/>
+              </w:rPr>
             </w:r>
             <w:r>
               <w:rPr>
@@ -3238,87 +3228,82 @@
                 <w:sz w:val="17"/>
                 <w:rtl w:val="off"/>
               </w:rPr>
-              <w:t>)</w:t>
-            </w:r>
-          </w:p>
-        </w:tc>
-        <w:tc>
-          <w:tcPr>
-            <w:tcW w:w="1296" w:type="dxa"/>
-          </w:tcPr>
-          <w:p>
-            <w:pPr>
-              <w:jc w:val="right"/>
-            </w:pPr>
-            <w:r>
-              <w:rPr>
-                <w:sz w:val="17"/>
-              </w:rPr>
-              <w:t>83.0</w:t>
+            </w:r>
+          </w:p>
+        </w:tc>
+        <w:tc>
+          <w:tcPr>
+            <w:tcW w:w="1512" w:type="dxa"/>
+          </w:tcPr>
+          <w:p>
+            <w:pPr>
+              <w:jc w:val="right"/>
+            </w:pPr>
+            <w:r>
+              <w:rPr>
+                <w:sz w:val="17"/>
+              </w:rPr>
+              <w:t>83.0 / 0.157</w:t>
             </w:r>
             <w:r>
               <w:rPr/>
-              <w:t>/ .157</w:t>
-            </w:r>
-          </w:p>
-        </w:tc>
-        <w:tc>
-          <w:tcPr>
-            <w:tcW w:w="1296" w:type="dxa"/>
-          </w:tcPr>
-          <w:p>
-            <w:pPr>
-              <w:jc w:val="right"/>
-            </w:pPr>
-            <w:r>
-              <w:rPr>
-                <w:sz w:val="17"/>
-              </w:rPr>
-              <w:t>88.7</w:t>
+            </w:r>
+          </w:p>
+        </w:tc>
+        <w:tc>
+          <w:tcPr>
+            <w:tcW w:w="1512" w:type="dxa"/>
+          </w:tcPr>
+          <w:p>
+            <w:pPr>
+              <w:jc w:val="right"/>
+            </w:pPr>
+            <w:r>
+              <w:rPr>
+                <w:sz w:val="17"/>
+              </w:rPr>
+              <w:t>88.7 / 0.082</w:t>
             </w:r>
             <w:r>
               <w:rPr/>
-              <w:t>/ .082</w:t>
-            </w:r>
-          </w:p>
-        </w:tc>
-        <w:tc>
-          <w:tcPr>
-            <w:tcW w:w="1296" w:type="dxa"/>
-          </w:tcPr>
-          <w:p>
-            <w:pPr>
-              <w:jc w:val="right"/>
-            </w:pPr>
-            <w:r>
-              <w:rPr>
-                <w:sz w:val="17"/>
-              </w:rPr>
-              <w:t>79.0</w:t>
+            </w:r>
+          </w:p>
+        </w:tc>
+        <w:tc>
+          <w:tcPr>
+            <w:tcW w:w="1512" w:type="dxa"/>
+          </w:tcPr>
+          <w:p>
+            <w:pPr>
+              <w:jc w:val="right"/>
+            </w:pPr>
+            <w:r>
+              <w:rPr>
+                <w:sz w:val="17"/>
+              </w:rPr>
+              <w:t>79.0 / 0.163</w:t>
             </w:r>
             <w:r>
               <w:rPr/>
-              <w:t>/ .163</w:t>
-            </w:r>
-          </w:p>
-        </w:tc>
-        <w:tc>
-          <w:tcPr>
-            <w:tcW w:w="1296" w:type="dxa"/>
-          </w:tcPr>
-          <w:p>
-            <w:pPr>
-              <w:jc w:val="right"/>
-            </w:pPr>
-            <w:r>
-              <w:rPr>
-                <w:sz w:val="17"/>
-              </w:rPr>
-              <w:t>83.6%</w:t>
+            </w:r>
+          </w:p>
+        </w:tc>
+        <w:tc>
+          <w:tcPr>
+            <w:tcW w:w="1656" w:type="dxa"/>
+          </w:tcPr>
+          <w:p>
+            <w:pPr>
+              <w:jc w:val="right"/>
+            </w:pPr>
+            <w:r>
+              <w:rPr>
+                <w:sz w:val="17"/>
+              </w:rPr>
+              <w:t>83.6% / 0.121</w:t>
             </w:r>
             <w:r>
               <w:rPr/>
-              <w:t>/ .121</w:t>
             </w:r>
           </w:p>
         </w:tc>
@@ -3333,14 +3318,14 @@
         </w:tc>
         <w:tc>
           <w:tcPr>
-            <w:tcW w:w="3168" w:type="dxa"/>
-          </w:tcPr>
-          <w:p>
-            <w:r>
-              <w:rPr>
-                <w:sz w:val="17"/>
-              </w:rPr>
-              <w:t>태깅 정확도 line exact</w:t>
+            <w:tcW w:w="2880" w:type="dxa"/>
+          </w:tcPr>
+          <w:p>
+            <w:r>
+              <w:rPr>
+                <w:sz w:val="17"/>
+              </w:rPr>
+              <w:t>태깅 정확도 — 올바르게 검출된 간판 (TP)</w:t>
             </w:r>
             <w:r>
               <w:rPr>
@@ -3348,19 +3333,17 @@
                 <w:sz w:val="17"/>
                 <w:rtl w:val="off"/>
               </w:rPr>
-              <w:t>/CER</w:t>
-            </w:r>
-            <w:r>
-              <w:rPr>
-                <w:sz w:val="17"/>
-              </w:rPr>
-              <w:t xml:space="preserve"> — 올바르게 검출된 간판 (TP)</w:t>
-            </w:r>
-          </w:p>
-        </w:tc>
-        <w:tc>
-          <w:tcPr>
-            <w:tcW w:w="1296" w:type="dxa"/>
+            </w:r>
+            <w:r>
+              <w:rPr>
+                <w:sz w:val="17"/>
+              </w:rPr>
+            </w:r>
+          </w:p>
+        </w:tc>
+        <w:tc>
+          <w:tcPr>
+            <w:tcW w:w="1512" w:type="dxa"/>
           </w:tcPr>
           <w:p>
             <w:pPr>
@@ -3379,7 +3362,7 @@
         </w:tc>
         <w:tc>
           <w:tcPr>
-            <w:tcW w:w="1296" w:type="dxa"/>
+            <w:tcW w:w="1512" w:type="dxa"/>
           </w:tcPr>
           <w:p>
             <w:pPr>
@@ -3398,7 +3381,7 @@
         </w:tc>
         <w:tc>
           <w:tcPr>
-            <w:tcW w:w="1296" w:type="dxa"/>
+            <w:tcW w:w="1512" w:type="dxa"/>
           </w:tcPr>
           <w:p>
             <w:pPr>
@@ -3417,7 +3400,7 @@
         </w:tc>
         <w:tc>
           <w:tcPr>
-            <w:tcW w:w="1296" w:type="dxa"/>
+            <w:tcW w:w="1656" w:type="dxa"/>
           </w:tcPr>
           <w:p>
             <w:pPr>
@@ -3445,7 +3428,7 @@
         </w:tc>
         <w:tc>
           <w:tcPr>
-            <w:tcW w:w="3168" w:type="dxa"/>
+            <w:tcW w:w="2880" w:type="dxa"/>
           </w:tcPr>
           <w:p>
             <w:r>
@@ -3458,7 +3441,7 @@
         </w:tc>
         <w:tc>
           <w:tcPr>
-            <w:tcW w:w="1296" w:type="dxa"/>
+            <w:tcW w:w="1512" w:type="dxa"/>
           </w:tcPr>
           <w:p>
             <w:pPr>
@@ -3474,7 +3457,7 @@
         </w:tc>
         <w:tc>
           <w:tcPr>
-            <w:tcW w:w="1296" w:type="dxa"/>
+            <w:tcW w:w="1512" w:type="dxa"/>
           </w:tcPr>
           <w:p>
             <w:pPr>
@@ -3490,7 +3473,7 @@
         </w:tc>
         <w:tc>
           <w:tcPr>
-            <w:tcW w:w="1296" w:type="dxa"/>
+            <w:tcW w:w="1512" w:type="dxa"/>
           </w:tcPr>
           <w:p>
             <w:pPr>
@@ -3506,7 +3489,7 @@
         </w:tc>
         <w:tc>
           <w:tcPr>
-            <w:tcW w:w="1296" w:type="dxa"/>
+            <w:tcW w:w="1656" w:type="dxa"/>
           </w:tcPr>
           <w:p>
             <w:pPr>
@@ -3524,7 +3507,7 @@
       <w:tr>
         <w:tc>
           <w:tcPr>
-            <w:tcW w:w="1584" w:type="dxa"/>
+            <w:tcW w:w="1440" w:type="dxa"/>
             <w:vMerge w:val="restart"/>
           </w:tcPr>
           <w:p>
@@ -3538,14 +3521,14 @@
         </w:tc>
         <w:tc>
           <w:tcPr>
-            <w:tcW w:w="3168" w:type="dxa"/>
-          </w:tcPr>
-          <w:p>
-            <w:r>
-              <w:rPr>
-                <w:sz w:val="17"/>
-              </w:rPr>
-              <w:t>OCR + VLM line exact</w:t>
+            <w:tcW w:w="2880" w:type="dxa"/>
+          </w:tcPr>
+          <w:p>
+            <w:r>
+              <w:rPr>
+                <w:sz w:val="17"/>
+              </w:rPr>
+              <w:t>OCR + VLM line exact/CER  — 올바르게 검출된 간판 (TP)</w:t>
             </w:r>
             <w:r>
               <w:rPr>
@@ -3553,93 +3536,87 @@
                 <w:sz w:val="17"/>
                 <w:rtl w:val="off"/>
               </w:rPr>
-              <w:t>/CER</w:t>
-            </w:r>
-            <w:r>
-              <w:rPr>
-                <w:sz w:val="17"/>
-              </w:rPr>
-              <w:t xml:space="preserve">  — 올바르게 검출된 간판 (TP)</w:t>
-            </w:r>
-          </w:p>
-        </w:tc>
-        <w:tc>
-          <w:tcPr>
-            <w:tcW w:w="1296" w:type="dxa"/>
-          </w:tcPr>
-          <w:p>
-            <w:pPr>
-              <w:jc w:val="right"/>
-            </w:pPr>
-            <w:r>
-              <w:rPr>
-                <w:sz w:val="17"/>
-              </w:rPr>
-              <w:t>75.9</w:t>
+            </w:r>
+            <w:r>
+              <w:rPr>
+                <w:sz w:val="17"/>
+              </w:rPr>
+            </w:r>
+          </w:p>
+        </w:tc>
+        <w:tc>
+          <w:tcPr>
+            <w:tcW w:w="1512" w:type="dxa"/>
+          </w:tcPr>
+          <w:p>
+            <w:pPr>
+              <w:jc w:val="right"/>
+            </w:pPr>
+            <w:r>
+              <w:rPr>
+                <w:sz w:val="17"/>
+              </w:rPr>
+              <w:t>75.9 / 0.277</w:t>
             </w:r>
             <w:r>
               <w:rPr/>
-              <w:t>/ .277</w:t>
-            </w:r>
-          </w:p>
-        </w:tc>
-        <w:tc>
-          <w:tcPr>
-            <w:tcW w:w="1296" w:type="dxa"/>
-          </w:tcPr>
-          <w:p>
-            <w:pPr>
-              <w:jc w:val="right"/>
-            </w:pPr>
-            <w:r>
-              <w:rPr>
-                <w:sz w:val="17"/>
-              </w:rPr>
-              <w:t>74.1</w:t>
+            </w:r>
+          </w:p>
+        </w:tc>
+        <w:tc>
+          <w:tcPr>
+            <w:tcW w:w="1512" w:type="dxa"/>
+          </w:tcPr>
+          <w:p>
+            <w:pPr>
+              <w:jc w:val="right"/>
+            </w:pPr>
+            <w:r>
+              <w:rPr>
+                <w:sz w:val="17"/>
+              </w:rPr>
+              <w:t>74.1 / 0.194</w:t>
             </w:r>
             <w:r>
               <w:rPr/>
-              <w:t>/ .194</w:t>
-            </w:r>
-          </w:p>
-        </w:tc>
-        <w:tc>
-          <w:tcPr>
-            <w:tcW w:w="1296" w:type="dxa"/>
-          </w:tcPr>
-          <w:p>
-            <w:pPr>
-              <w:jc w:val="right"/>
-            </w:pPr>
-            <w:r>
-              <w:rPr>
-                <w:sz w:val="17"/>
-              </w:rPr>
-              <w:t>75.3</w:t>
+            </w:r>
+          </w:p>
+        </w:tc>
+        <w:tc>
+          <w:tcPr>
+            <w:tcW w:w="1512" w:type="dxa"/>
+          </w:tcPr>
+          <w:p>
+            <w:pPr>
+              <w:jc w:val="right"/>
+            </w:pPr>
+            <w:r>
+              <w:rPr>
+                <w:sz w:val="17"/>
+              </w:rPr>
+              <w:t>75.3 / 0.312</w:t>
             </w:r>
             <w:r>
               <w:rPr/>
-              <w:t>/ .312</w:t>
-            </w:r>
-          </w:p>
-        </w:tc>
-        <w:tc>
-          <w:tcPr>
-            <w:tcW w:w="1296" w:type="dxa"/>
-          </w:tcPr>
-          <w:p>
-            <w:pPr>
-              <w:jc w:val="right"/>
-            </w:pPr>
-            <w:r>
-              <w:rPr>
-                <w:sz w:val="17"/>
-              </w:rPr>
-              <w:t>75.1%</w:t>
+            </w:r>
+          </w:p>
+        </w:tc>
+        <w:tc>
+          <w:tcPr>
+            <w:tcW w:w="1656" w:type="dxa"/>
+          </w:tcPr>
+          <w:p>
+            <w:pPr>
+              <w:jc w:val="right"/>
+            </w:pPr>
+            <w:r>
+              <w:rPr>
+                <w:sz w:val="17"/>
+              </w:rPr>
+              <w:t>75.1% / 0.241</w:t>
             </w:r>
             <w:r>
               <w:rPr/>
-              <w:t>/ .241</w:t>
             </w:r>
           </w:p>
         </w:tc>
@@ -3654,14 +3631,14 @@
         </w:tc>
         <w:tc>
           <w:tcPr>
-            <w:tcW w:w="3168" w:type="dxa"/>
-          </w:tcPr>
-          <w:p>
-            <w:r>
-              <w:rPr>
-                <w:sz w:val="17"/>
-              </w:rPr>
-              <w:t>OCR + VLM line exact</w:t>
+            <w:tcW w:w="2880" w:type="dxa"/>
+          </w:tcPr>
+          <w:p>
+            <w:r>
+              <w:rPr>
+                <w:sz w:val="17"/>
+              </w:rPr>
+              <w:t>OCR + VLM line exact/CER  — GT 간판 (검출 완벽 가정)</w:t>
             </w:r>
             <w:r>
               <w:rPr>
@@ -3669,93 +3646,87 @@
                 <w:sz w:val="17"/>
                 <w:rtl w:val="off"/>
               </w:rPr>
-              <w:t>/CER</w:t>
-            </w:r>
-            <w:r>
-              <w:rPr>
-                <w:sz w:val="17"/>
-              </w:rPr>
-              <w:t xml:space="preserve">  — GT 간판 (검출 완벽 가정)</w:t>
-            </w:r>
-          </w:p>
-        </w:tc>
-        <w:tc>
-          <w:tcPr>
-            <w:tcW w:w="1296" w:type="dxa"/>
-          </w:tcPr>
-          <w:p>
-            <w:pPr>
-              <w:jc w:val="right"/>
-            </w:pPr>
-            <w:r>
-              <w:rPr>
-                <w:sz w:val="17"/>
-              </w:rPr>
-              <w:t>83.5</w:t>
+            </w:r>
+            <w:r>
+              <w:rPr>
+                <w:sz w:val="17"/>
+              </w:rPr>
+            </w:r>
+          </w:p>
+        </w:tc>
+        <w:tc>
+          <w:tcPr>
+            <w:tcW w:w="1512" w:type="dxa"/>
+          </w:tcPr>
+          <w:p>
+            <w:pPr>
+              <w:jc w:val="right"/>
+            </w:pPr>
+            <w:r>
+              <w:rPr>
+                <w:sz w:val="17"/>
+              </w:rPr>
+              <w:t>83.5 / 0.178</w:t>
             </w:r>
             <w:r>
               <w:rPr/>
-              <w:t>/ .178</w:t>
-            </w:r>
-          </w:p>
-        </w:tc>
-        <w:tc>
-          <w:tcPr>
-            <w:tcW w:w="1296" w:type="dxa"/>
-          </w:tcPr>
-          <w:p>
-            <w:pPr>
-              <w:jc w:val="right"/>
-            </w:pPr>
-            <w:r>
-              <w:rPr>
-                <w:sz w:val="17"/>
-              </w:rPr>
-              <w:t>85.6</w:t>
+            </w:r>
+          </w:p>
+        </w:tc>
+        <w:tc>
+          <w:tcPr>
+            <w:tcW w:w="1512" w:type="dxa"/>
+          </w:tcPr>
+          <w:p>
+            <w:pPr>
+              <w:jc w:val="right"/>
+            </w:pPr>
+            <w:r>
+              <w:rPr>
+                <w:sz w:val="17"/>
+              </w:rPr>
+              <w:t>85.6 / 0.084</w:t>
             </w:r>
             <w:r>
               <w:rPr/>
-              <w:t>/ .084</w:t>
-            </w:r>
-          </w:p>
-        </w:tc>
-        <w:tc>
-          <w:tcPr>
-            <w:tcW w:w="1296" w:type="dxa"/>
-          </w:tcPr>
-          <w:p>
-            <w:pPr>
-              <w:jc w:val="right"/>
-            </w:pPr>
-            <w:r>
-              <w:rPr>
-                <w:sz w:val="17"/>
-              </w:rPr>
-              <w:t>77.9</w:t>
+            </w:r>
+          </w:p>
+        </w:tc>
+        <w:tc>
+          <w:tcPr>
+            <w:tcW w:w="1512" w:type="dxa"/>
+          </w:tcPr>
+          <w:p>
+            <w:pPr>
+              <w:jc w:val="right"/>
+            </w:pPr>
+            <w:r>
+              <w:rPr>
+                <w:sz w:val="17"/>
+              </w:rPr>
+              <w:t>77.9 / 0.188</w:t>
             </w:r>
             <w:r>
               <w:rPr/>
-              <w:t>/ .188</w:t>
-            </w:r>
-          </w:p>
-        </w:tc>
-        <w:tc>
-          <w:tcPr>
-            <w:tcW w:w="1296" w:type="dxa"/>
-          </w:tcPr>
-          <w:p>
-            <w:pPr>
-              <w:jc w:val="right"/>
-            </w:pPr>
-            <w:r>
-              <w:rPr>
-                <w:sz w:val="17"/>
-              </w:rPr>
-              <w:t>82.4%</w:t>
+            </w:r>
+          </w:p>
+        </w:tc>
+        <w:tc>
+          <w:tcPr>
+            <w:tcW w:w="1656" w:type="dxa"/>
+          </w:tcPr>
+          <w:p>
+            <w:pPr>
+              <w:jc w:val="right"/>
+            </w:pPr>
+            <w:r>
+              <w:rPr>
+                <w:sz w:val="17"/>
+              </w:rPr>
+              <w:t>82.4% / 0.133</w:t>
             </w:r>
             <w:r>
               <w:rPr/>
-              <w:t>/ .133</w:t>
             </w:r>
           </w:p>
         </w:tc>
@@ -3770,14 +3741,14 @@
         </w:tc>
         <w:tc>
           <w:tcPr>
-            <w:tcW w:w="3168" w:type="dxa"/>
-          </w:tcPr>
-          <w:p>
-            <w:r>
-              <w:rPr>
-                <w:sz w:val="17"/>
-              </w:rPr>
-              <w:t>태깅 정확도</w:t>
+            <w:tcW w:w="2880" w:type="dxa"/>
+          </w:tcPr>
+          <w:p>
+            <w:r>
+              <w:rPr>
+                <w:sz w:val="17"/>
+              </w:rPr>
+              <w:t>태깅 정확도 — 올바르게 검출된 간판 (TP)</w:t>
             </w:r>
             <w:r>
               <w:rPr>
@@ -3785,13 +3756,11 @@
                 <w:sz w:val="17"/>
                 <w:rtl w:val="off"/>
               </w:rPr>
-              <w:t xml:space="preserve"> </w:t>
-            </w:r>
-            <w:r>
-              <w:rPr>
-                <w:sz w:val="17"/>
-              </w:rPr>
-              <w:t>line exact</w:t>
+            </w:r>
+            <w:r>
+              <w:rPr>
+                <w:sz w:val="17"/>
+              </w:rPr>
             </w:r>
             <w:r>
               <w:rPr>
@@ -3799,19 +3768,17 @@
                 <w:sz w:val="17"/>
                 <w:rtl w:val="off"/>
               </w:rPr>
-              <w:t>/CER</w:t>
-            </w:r>
-            <w:r>
-              <w:rPr>
-                <w:sz w:val="17"/>
-              </w:rPr>
-              <w:t xml:space="preserve"> — 올바르게 검출된 간판 (TP)</w:t>
-            </w:r>
-          </w:p>
-        </w:tc>
-        <w:tc>
-          <w:tcPr>
-            <w:tcW w:w="1296" w:type="dxa"/>
+            </w:r>
+            <w:r>
+              <w:rPr>
+                <w:sz w:val="17"/>
+              </w:rPr>
+            </w:r>
+          </w:p>
+        </w:tc>
+        <w:tc>
+          <w:tcPr>
+            <w:tcW w:w="1512" w:type="dxa"/>
           </w:tcPr>
           <w:p>
             <w:pPr>
@@ -3830,7 +3797,7 @@
         </w:tc>
         <w:tc>
           <w:tcPr>
-            <w:tcW w:w="1296" w:type="dxa"/>
+            <w:tcW w:w="1512" w:type="dxa"/>
           </w:tcPr>
           <w:p>
             <w:pPr>
@@ -3849,7 +3816,7 @@
         </w:tc>
         <w:tc>
           <w:tcPr>
-            <w:tcW w:w="1296" w:type="dxa"/>
+            <w:tcW w:w="1512" w:type="dxa"/>
           </w:tcPr>
           <w:p>
             <w:pPr>
@@ -3868,7 +3835,7 @@
         </w:tc>
         <w:tc>
           <w:tcPr>
-            <w:tcW w:w="1296" w:type="dxa"/>
+            <w:tcW w:w="1656" w:type="dxa"/>
           </w:tcPr>
           <w:p>
             <w:pPr>
@@ -3896,7 +3863,7 @@
         </w:tc>
         <w:tc>
           <w:tcPr>
-            <w:tcW w:w="3168" w:type="dxa"/>
+            <w:tcW w:w="2880" w:type="dxa"/>
           </w:tcPr>
           <w:p>
             <w:r>
@@ -3909,7 +3876,7 @@
         </w:tc>
         <w:tc>
           <w:tcPr>
-            <w:tcW w:w="1296" w:type="dxa"/>
+            <w:tcW w:w="1512" w:type="dxa"/>
           </w:tcPr>
           <w:p>
             <w:pPr>
@@ -3925,7 +3892,7 @@
         </w:tc>
         <w:tc>
           <w:tcPr>
-            <w:tcW w:w="1296" w:type="dxa"/>
+            <w:tcW w:w="1512" w:type="dxa"/>
           </w:tcPr>
           <w:p>
             <w:pPr>
@@ -3941,7 +3908,7 @@
         </w:tc>
         <w:tc>
           <w:tcPr>
-            <w:tcW w:w="1296" w:type="dxa"/>
+            <w:tcW w:w="1512" w:type="dxa"/>
           </w:tcPr>
           <w:p>
             <w:pPr>
@@ -3957,7 +3924,7 @@
         </w:tc>
         <w:tc>
           <w:tcPr>
-            <w:tcW w:w="1296" w:type="dxa"/>
+            <w:tcW w:w="1656" w:type="dxa"/>
           </w:tcPr>
           <w:p>
             <w:pPr>
